--- a/第二次作业 2026_02/Homework-202602.docx
+++ b/第二次作业 2026_02/Homework-202602.docx
@@ -1,11 +1,11 @@
 
 <file path=word/document.xml><?xml version="1.0" encoding="utf-8"?>
-<w:document xmlns:wpc="http://schemas.microsoft.com/office/word/2010/wordprocessingCanvas" xmlns:cx="http://schemas.microsoft.com/office/drawing/2014/chartex" xmlns:cx1="http://schemas.microsoft.com/office/drawing/2015/9/8/chartex" xmlns:cx2="http://schemas.microsoft.com/office/drawing/2015/10/21/chartex" xmlns:cx3="http://schemas.microsoft.com/office/drawing/2016/5/9/chartex" xmlns:cx4="http://schemas.microsoft.com/office/drawing/2016/5/10/chartex" xmlns:cx5="http://schemas.microsoft.com/office/drawing/2016/5/11/chartex" xmlns:cx6="http://schemas.microsoft.com/office/drawing/2016/5/12/chartex" xmlns:cx7="http://schemas.microsoft.com/office/drawing/2016/5/13/chartex" xmlns:cx8="http://schemas.microsoft.com/office/drawing/2016/5/14/chartex" xmlns:mc="http://schemas.openxmlformats.org/markup-compatibility/2006" xmlns:aink="http://schemas.microsoft.com/office/drawing/2016/ink" xmlns:am3d="http://schemas.microsoft.com/office/drawing/2017/model3d" xmlns:o="urn:schemas-microsoft-com:office:office" xmlns:oel="http://schemas.microsoft.com/office/2019/extlst" xmlns:r="http://schemas.openxmlformats.org/officeDocument/2006/relationships" xmlns:m="http://schemas.openxmlformats.org/officeDocument/2006/math" xmlns:v="urn:schemas-microsoft-com:vml" xmlns:wp14="http://schemas.microsoft.com/office/word/2010/wordprocessingDrawing" xmlns:wp="http://schemas.openxmlformats.org/drawingml/2006/wordprocessingDrawing" xmlns:w10="urn:schemas-microsoft-com:office:word" xmlns:w="http://schemas.openxmlformats.org/wordprocessingml/2006/main" xmlns:w14="http://schemas.microsoft.com/office/word/2010/wordml" xmlns:w15="http://schemas.microsoft.com/office/word/2012/wordml" xmlns:w16cex="http://schemas.microsoft.com/office/word/2018/wordml/cex" xmlns:w16cid="http://schemas.microsoft.com/office/word/2016/wordml/cid" xmlns:w16="http://schemas.microsoft.com/office/word/2018/wordml" xmlns:w16du="http://schemas.microsoft.com/office/word/2023/wordml/word16du" xmlns:w16sdtdh="http://schemas.microsoft.com/office/word/2020/wordml/sdtdatahash" xmlns:w16sdtfl="http://schemas.microsoft.com/office/word/2024/wordml/sdtformatlock" xmlns:w16se="http://schemas.microsoft.com/office/word/2015/wordml/symex" xmlns:wpg="http://schemas.microsoft.com/office/word/2010/wordprocessingGroup" xmlns:wpi="http://schemas.microsoft.com/office/word/2010/wordprocessingInk" xmlns:wne="http://schemas.microsoft.com/office/word/2006/wordml" xmlns:wps="http://schemas.microsoft.com/office/word/2010/wordprocessingShape" mc:Ignorable="w14 w15 w16se w16cid w16 w16cex w16sdtdh w16sdtfl w16du wp14">
+<w:document xmlns:wpc="http://schemas.microsoft.com/office/word/2010/wordprocessingCanvas" xmlns:cx="http://schemas.microsoft.com/office/drawing/2014/chartex" xmlns:cx1="http://schemas.microsoft.com/office/drawing/2015/9/8/chartex" xmlns:cx2="http://schemas.microsoft.com/office/drawing/2015/10/21/chartex" xmlns:cx3="http://schemas.microsoft.com/office/drawing/2016/5/9/chartex" xmlns:cx4="http://schemas.microsoft.com/office/drawing/2016/5/10/chartex" xmlns:cx5="http://schemas.microsoft.com/office/drawing/2016/5/11/chartex" xmlns:cx6="http://schemas.microsoft.com/office/drawing/2016/5/12/chartex" xmlns:cx7="http://schemas.microsoft.com/office/drawing/2016/5/13/chartex" xmlns:cx8="http://schemas.microsoft.com/office/drawing/2016/5/14/chartex" xmlns:mc="http://schemas.openxmlformats.org/markup-compatibility/2006" xmlns:aink="http://schemas.microsoft.com/office/drawing/2016/ink" xmlns:am3d="http://schemas.microsoft.com/office/drawing/2017/model3d" xmlns:o="urn:schemas-microsoft-com:office:office" xmlns:r="http://schemas.openxmlformats.org/officeDocument/2006/relationships" xmlns:m="http://schemas.openxmlformats.org/officeDocument/2006/math" xmlns:v="urn:schemas-microsoft-com:vml" xmlns:wp14="http://schemas.microsoft.com/office/word/2010/wordprocessingDrawing" xmlns:wp="http://schemas.openxmlformats.org/drawingml/2006/wordprocessingDrawing" xmlns:w10="urn:schemas-microsoft-com:office:word" xmlns:w="http://schemas.openxmlformats.org/wordprocessingml/2006/main" xmlns:w14="http://schemas.microsoft.com/office/word/2010/wordml" xmlns:w15="http://schemas.microsoft.com/office/word/2012/wordml" xmlns:w16cex="http://schemas.microsoft.com/office/word/2018/wordml/cex" xmlns:w16cid="http://schemas.microsoft.com/office/word/2016/wordml/cid" xmlns:w16="http://schemas.microsoft.com/office/word/2018/wordml" xmlns:w16sdtdh="http://schemas.microsoft.com/office/word/2020/wordml/sdtdatahash" xmlns:w16se="http://schemas.microsoft.com/office/word/2015/wordml/symex" xmlns:wpg="http://schemas.microsoft.com/office/word/2010/wordprocessingGroup" xmlns:wpi="http://schemas.microsoft.com/office/word/2010/wordprocessingInk" xmlns:wne="http://schemas.microsoft.com/office/word/2006/wordml" xmlns:wps="http://schemas.microsoft.com/office/word/2010/wordprocessingShape" mc:Ignorable="w14 w15 w16se w16cid w16 w16cex w16sdtdh wp14">
   <w:body>
     <w:p>
       <w:pPr>
         <w:rPr>
-          <w:rFonts w:ascii="等线" w:eastAsia="等线" w:hAnsi="等线" w:hint="eastAsia"/>
+          <w:rFonts w:ascii="等线" w:eastAsia="等线" w:hAnsi="等线"/>
           <w:b/>
           <w:bCs/>
           <w:szCs w:val="21"/>
@@ -33,7 +33,7 @@
     <w:p>
       <w:pPr>
         <w:rPr>
-          <w:rFonts w:ascii="等线" w:eastAsia="等线" w:hAnsi="等线" w:hint="eastAsia"/>
+          <w:rFonts w:ascii="等线" w:eastAsia="等线" w:hAnsi="等线"/>
           <w:szCs w:val="21"/>
         </w:rPr>
       </w:pPr>
@@ -42,12 +42,14 @@
       <w:pPr>
         <w:rPr>
           <w:rFonts w:ascii="等线" w:eastAsia="等线" w:hAnsi="等线"/>
+          <w:color w:val="C00000"/>
           <w:szCs w:val="21"/>
         </w:rPr>
       </w:pPr>
       <w:r>
         <w:rPr>
           <w:rFonts w:ascii="等线" w:eastAsia="等线" w:hAnsi="等线" w:hint="eastAsia"/>
+          <w:color w:val="C00000"/>
           <w:szCs w:val="21"/>
         </w:rPr>
         <w:t>问题：</w:t>
@@ -56,48 +58,18 @@
     <w:p>
       <w:pPr>
         <w:rPr>
-          <w:rFonts w:ascii="等线" w:eastAsia="等线" w:hAnsi="等线"/>
+          <w:rFonts w:ascii="等线" w:eastAsia="等线" w:hAnsi="等线" w:cs="Times New Roman"/>
+          <w:color w:val="C00000"/>
           <w:szCs w:val="21"/>
         </w:rPr>
       </w:pPr>
       <w:r>
         <w:rPr>
           <w:rFonts w:ascii="等线" w:eastAsia="等线" w:hAnsi="等线" w:cs="Times New Roman" w:hint="eastAsia"/>
-          <w:szCs w:val="21"/>
-        </w:rPr>
-        <w:t>1. 在RStudio中开启R script新文件，通过CRAN库安装</w:t>
-      </w:r>
-      <w:proofErr w:type="spellStart"/>
-      <w:r>
-        <w:rPr>
-          <w:rFonts w:ascii="等线" w:eastAsia="等线" w:hAnsi="等线" w:cs="Times New Roman" w:hint="eastAsia"/>
-          <w:szCs w:val="21"/>
-        </w:rPr>
-        <w:t>tidyverse</w:t>
-      </w:r>
-      <w:proofErr w:type="spellEnd"/>
-      <w:r>
-        <w:rPr>
-          <w:rFonts w:ascii="等线" w:eastAsia="等线" w:hAnsi="等线" w:cs="Times New Roman" w:hint="eastAsia"/>
-          <w:szCs w:val="21"/>
-        </w:rPr>
-        <w:t>包，按照规范，写</w:t>
-      </w:r>
-      <w:proofErr w:type="gramStart"/>
-      <w:r>
-        <w:rPr>
-          <w:rFonts w:ascii="等线" w:eastAsia="等线" w:hAnsi="等线" w:cs="Times New Roman" w:hint="eastAsia"/>
-          <w:szCs w:val="21"/>
-        </w:rPr>
-        <w:t>一</w:t>
-      </w:r>
-      <w:proofErr w:type="gramEnd"/>
-      <w:r>
-        <w:rPr>
-          <w:rFonts w:ascii="等线" w:eastAsia="等线" w:hAnsi="等线" w:cs="Times New Roman" w:hint="eastAsia"/>
-          <w:szCs w:val="21"/>
-        </w:rPr>
-        <w:t>段代码，完成查找包、安装包和查看包。</w:t>
+          <w:color w:val="C00000"/>
+          <w:szCs w:val="21"/>
+        </w:rPr>
+        <w:t>1. 在RStudio中开启R script新文件，通过CRAN库安装tidyverse包，按照规范，写一段代码，完成查找包、安装包和查看包。</w:t>
       </w:r>
     </w:p>
     <w:p>
@@ -110,69 +82,149 @@
       <w:r>
         <w:rPr>
           <w:rFonts w:ascii="等线" w:eastAsia="等线" w:hAnsi="等线" w:cs="Times New Roman" w:hint="eastAsia"/>
-          <w:szCs w:val="21"/>
-        </w:rPr>
-        <w:t xml:space="preserve">2. </w:t>
+          <w:b/>
+          <w:bCs/>
+          <w:szCs w:val="21"/>
+        </w:rPr>
+        <w:t>答：</w:t>
       </w:r>
       <w:r>
         <w:rPr>
           <w:rFonts w:ascii="等线" w:eastAsia="等线" w:hAnsi="等线" w:cs="Times New Roman" w:hint="eastAsia"/>
-          <w:szCs w:val="21"/>
-        </w:rPr>
-        <w:t>写一段R脚本，</w:t>
+          <w:b/>
+          <w:bCs/>
+          <w:szCs w:val="21"/>
+        </w:rPr>
+        <w:t xml:space="preserve">见 </w:t>
       </w:r>
+      <w:hyperlink r:id="rId5" w:history="1">
+        <w:r>
+          <w:rPr>
+            <w:rStyle w:val="ae"/>
+          </w:rPr>
+          <w:t>homework_2026/</w:t>
+        </w:r>
+        <w:r>
+          <w:rPr>
+            <w:rStyle w:val="ae"/>
+          </w:rPr>
+          <w:t>第二次作业</w:t>
+        </w:r>
+        <w:r>
+          <w:rPr>
+            <w:rStyle w:val="ae"/>
+          </w:rPr>
+          <w:t xml:space="preserve"> 2026_02/</w:t>
+        </w:r>
+        <w:r>
+          <w:rPr>
+            <w:rStyle w:val="ae"/>
+          </w:rPr>
+          <w:t>问题</w:t>
+        </w:r>
+        <w:r>
+          <w:rPr>
+            <w:rStyle w:val="ae"/>
+          </w:rPr>
+          <w:t>1.r at main · Basspoom/homework_2026</w:t>
+        </w:r>
+      </w:hyperlink>
+    </w:p>
+    <w:p>
+      <w:pPr>
+        <w:rPr>
+          <w:rFonts w:ascii="等线" w:eastAsia="等线" w:hAnsi="等线" w:cs="Times New Roman"/>
+          <w:szCs w:val="21"/>
+        </w:rPr>
+      </w:pPr>
+    </w:p>
+    <w:p>
+      <w:pPr>
+        <w:rPr>
+          <w:rFonts w:ascii="等线" w:eastAsia="等线" w:hAnsi="等线" w:hint="eastAsia"/>
+          <w:szCs w:val="21"/>
+        </w:rPr>
+      </w:pPr>
+    </w:p>
+    <w:p>
+      <w:pPr>
+        <w:rPr>
+          <w:rFonts w:ascii="等线" w:eastAsia="等线" w:hAnsi="等线" w:cs="Times New Roman"/>
+          <w:color w:val="C00000"/>
+          <w:szCs w:val="21"/>
+        </w:rPr>
+      </w:pPr>
       <w:r>
         <w:rPr>
           <w:rFonts w:ascii="等线" w:eastAsia="等线" w:hAnsi="等线" w:cs="Times New Roman" w:hint="eastAsia"/>
-          <w:szCs w:val="21"/>
-        </w:rPr>
-        <w:t>自定义一个函数，检查随机向量</w:t>
-      </w:r>
-      <w:proofErr w:type="spellStart"/>
-      <w:r>
-        <w:rPr>
-          <w:rFonts w:ascii="等线" w:eastAsia="等线" w:hAnsi="等线" w:cs="Times New Roman" w:hint="eastAsia"/>
-          <w:szCs w:val="21"/>
-        </w:rPr>
-        <w:t>rnorm</w:t>
-      </w:r>
-      <w:proofErr w:type="spellEnd"/>
-      <w:r>
-        <w:rPr>
-          <w:rFonts w:ascii="等线" w:eastAsia="等线" w:hAnsi="等线" w:cs="Times New Roman" w:hint="eastAsia"/>
-          <w:szCs w:val="21"/>
-        </w:rPr>
-        <w:t xml:space="preserve">(n = 10, mean= 35, </w:t>
-      </w:r>
-      <w:proofErr w:type="spellStart"/>
-      <w:r>
-        <w:rPr>
-          <w:rFonts w:ascii="等线" w:eastAsia="等线" w:hAnsi="等线" w:cs="Times New Roman" w:hint="eastAsia"/>
-          <w:szCs w:val="21"/>
-        </w:rPr>
-        <w:t>sd</w:t>
-      </w:r>
-      <w:proofErr w:type="spellEnd"/>
-      <w:r>
-        <w:rPr>
-          <w:rFonts w:ascii="等线" w:eastAsia="等线" w:hAnsi="等线" w:cs="Times New Roman" w:hint="eastAsia"/>
-          <w:szCs w:val="21"/>
-        </w:rPr>
-        <w:t xml:space="preserve"> = 10）中的每个值是否高于阈值35（可以用for循环，也可用apply()家族）。</w:t>
+          <w:color w:val="C00000"/>
+          <w:szCs w:val="21"/>
+        </w:rPr>
+        <w:t>2. 写一段R脚本，自定义一个函数，检查随机向量rnorm(n = 10, mean= 35, sd = 10）中的每个值是否高于阈值35（可以用for循环，也可用apply()家族）。</w:t>
       </w:r>
     </w:p>
     <w:p>
       <w:pPr>
         <w:rPr>
-          <w:rFonts w:ascii="等线" w:eastAsia="等线" w:hAnsi="等线" w:hint="eastAsia"/>
-          <w:szCs w:val="21"/>
-        </w:rPr>
-      </w:pPr>
+          <w:rFonts w:ascii="等线" w:eastAsia="等线" w:hAnsi="等线" w:cs="Times New Roman"/>
+          <w:szCs w:val="21"/>
+        </w:rPr>
+      </w:pPr>
+      <w:r>
+        <w:rPr>
+          <w:rFonts w:ascii="等线" w:eastAsia="等线" w:hAnsi="等线" w:cs="Times New Roman" w:hint="eastAsia"/>
+          <w:b/>
+          <w:bCs/>
+          <w:szCs w:val="21"/>
+        </w:rPr>
+        <w:t>答：</w:t>
+      </w:r>
+      <w:r>
+        <w:rPr>
+          <w:rFonts w:ascii="等线" w:eastAsia="等线" w:hAnsi="等线" w:cs="Times New Roman" w:hint="eastAsia"/>
+          <w:b/>
+          <w:bCs/>
+          <w:szCs w:val="21"/>
+        </w:rPr>
+        <w:t>见</w:t>
+      </w:r>
+      <w:hyperlink r:id="rId6" w:history="1">
+        <w:r>
+          <w:rPr>
+            <w:rStyle w:val="ae"/>
+          </w:rPr>
+          <w:t>homework_2026/</w:t>
+        </w:r>
+        <w:r>
+          <w:rPr>
+            <w:rStyle w:val="ae"/>
+          </w:rPr>
+          <w:t>第二次作业</w:t>
+        </w:r>
+        <w:r>
+          <w:rPr>
+            <w:rStyle w:val="ae"/>
+          </w:rPr>
+          <w:t xml:space="preserve"> 2026_02/</w:t>
+        </w:r>
+        <w:r>
+          <w:rPr>
+            <w:rStyle w:val="ae"/>
+          </w:rPr>
+          <w:t>问题</w:t>
+        </w:r>
+        <w:r>
+          <w:rPr>
+            <w:rStyle w:val="ae"/>
+          </w:rPr>
+          <w:t>2.r at main · Basspoom/homework_2026</w:t>
+        </w:r>
+      </w:hyperlink>
     </w:p>
     <w:p>
       <w:pPr>
         <w:rPr>
-          <w:rFonts w:ascii="等线" w:eastAsia="等线" w:hAnsi="等线" w:hint="eastAsia"/>
+          <w:rFonts w:ascii="等线" w:eastAsia="等线" w:hAnsi="等线"/>
           <w:szCs w:val="21"/>
         </w:rPr>
       </w:pPr>
@@ -180,7 +232,15 @@
     <w:p>
       <w:pPr>
         <w:rPr>
-          <w:rFonts w:ascii="等线" w:eastAsia="等线" w:hAnsi="等线" w:hint="eastAsia"/>
+          <w:rFonts w:ascii="等线" w:eastAsia="等线" w:hAnsi="等线"/>
+          <w:szCs w:val="21"/>
+        </w:rPr>
+      </w:pPr>
+    </w:p>
+    <w:p>
+      <w:pPr>
+        <w:rPr>
+          <w:rFonts w:ascii="等线" w:eastAsia="等线" w:hAnsi="等线"/>
           <w:szCs w:val="21"/>
         </w:rPr>
       </w:pPr>
@@ -195,7 +255,7 @@
     <w:p>
       <w:pPr>
         <w:rPr>
-          <w:rFonts w:ascii="等线" w:eastAsia="等线" w:hAnsi="等线" w:hint="eastAsia"/>
+          <w:rFonts w:ascii="等线" w:eastAsia="等线" w:hAnsi="等线"/>
           <w:szCs w:val="21"/>
         </w:rPr>
       </w:pPr>
@@ -203,7 +263,7 @@
     <w:p>
       <w:pPr>
         <w:rPr>
-          <w:rFonts w:ascii="等线" w:eastAsia="等线" w:hAnsi="等线" w:hint="eastAsia"/>
+          <w:rFonts w:ascii="等线" w:eastAsia="等线" w:hAnsi="等线"/>
           <w:szCs w:val="21"/>
         </w:rPr>
       </w:pPr>
@@ -233,14 +293,7 @@
           <w:rFonts w:ascii="等线" w:eastAsia="等线" w:hAnsi="等线" w:cs="Times New Roman" w:hint="eastAsia"/>
           <w:szCs w:val="21"/>
         </w:rPr>
-        <w:t>将这段代码推送到GitHub中托管</w:t>
-      </w:r>
-      <w:r>
-        <w:rPr>
-          <w:rFonts w:ascii="等线" w:eastAsia="等线" w:hAnsi="等线" w:cs="Times New Roman" w:hint="eastAsia"/>
-          <w:szCs w:val="21"/>
-        </w:rPr>
-        <w:t>。</w:t>
+        <w:t>将这段代码推送到GitHub中托管。</w:t>
       </w:r>
     </w:p>
     <w:p/>
@@ -255,7 +308,7 @@
 </file>
 
 <file path=word/numbering.xml><?xml version="1.0" encoding="utf-8"?>
-<w:numbering xmlns:wpc="http://schemas.microsoft.com/office/word/2010/wordprocessingCanvas" xmlns:cx="http://schemas.microsoft.com/office/drawing/2014/chartex" xmlns:cx1="http://schemas.microsoft.com/office/drawing/2015/9/8/chartex" xmlns:cx2="http://schemas.microsoft.com/office/drawing/2015/10/21/chartex" xmlns:cx3="http://schemas.microsoft.com/office/drawing/2016/5/9/chartex" xmlns:cx4="http://schemas.microsoft.com/office/drawing/2016/5/10/chartex" xmlns:cx5="http://schemas.microsoft.com/office/drawing/2016/5/11/chartex" xmlns:cx6="http://schemas.microsoft.com/office/drawing/2016/5/12/chartex" xmlns:cx7="http://schemas.microsoft.com/office/drawing/2016/5/13/chartex" xmlns:cx8="http://schemas.microsoft.com/office/drawing/2016/5/14/chartex" xmlns:mc="http://schemas.openxmlformats.org/markup-compatibility/2006" xmlns:aink="http://schemas.microsoft.com/office/drawing/2016/ink" xmlns:am3d="http://schemas.microsoft.com/office/drawing/2017/model3d" xmlns:o="urn:schemas-microsoft-com:office:office" xmlns:oel="http://schemas.microsoft.com/office/2019/extlst" xmlns:r="http://schemas.openxmlformats.org/officeDocument/2006/relationships" xmlns:m="http://schemas.openxmlformats.org/officeDocument/2006/math" xmlns:v="urn:schemas-microsoft-com:vml" xmlns:wp14="http://schemas.microsoft.com/office/word/2010/wordprocessingDrawing" xmlns:wp="http://schemas.openxmlformats.org/drawingml/2006/wordprocessingDrawing" xmlns:w10="urn:schemas-microsoft-com:office:word" xmlns:w="http://schemas.openxmlformats.org/wordprocessingml/2006/main" xmlns:w14="http://schemas.microsoft.com/office/word/2010/wordml" xmlns:w15="http://schemas.microsoft.com/office/word/2012/wordml" xmlns:w16cex="http://schemas.microsoft.com/office/word/2018/wordml/cex" xmlns:w16cid="http://schemas.microsoft.com/office/word/2016/wordml/cid" xmlns:w16="http://schemas.microsoft.com/office/word/2018/wordml" xmlns:w16du="http://schemas.microsoft.com/office/word/2023/wordml/word16du" xmlns:w16sdtdh="http://schemas.microsoft.com/office/word/2020/wordml/sdtdatahash" xmlns:w16sdtfl="http://schemas.microsoft.com/office/word/2024/wordml/sdtformatlock" xmlns:w16se="http://schemas.microsoft.com/office/word/2015/wordml/symex" xmlns:wpg="http://schemas.microsoft.com/office/word/2010/wordprocessingGroup" xmlns:wpi="http://schemas.microsoft.com/office/word/2010/wordprocessingInk" xmlns:wne="http://schemas.microsoft.com/office/word/2006/wordml" xmlns:wps="http://schemas.microsoft.com/office/word/2010/wordprocessingShape" mc:Ignorable="w14 w15 w16se w16cid w16 w16cex w16sdtdh w16sdtfl w16du wp14">
+<w:numbering xmlns:wpc="http://schemas.microsoft.com/office/word/2010/wordprocessingCanvas" xmlns:cx="http://schemas.microsoft.com/office/drawing/2014/chartex" xmlns:cx1="http://schemas.microsoft.com/office/drawing/2015/9/8/chartex" xmlns:cx2="http://schemas.microsoft.com/office/drawing/2015/10/21/chartex" xmlns:cx3="http://schemas.microsoft.com/office/drawing/2016/5/9/chartex" xmlns:cx4="http://schemas.microsoft.com/office/drawing/2016/5/10/chartex" xmlns:cx5="http://schemas.microsoft.com/office/drawing/2016/5/11/chartex" xmlns:cx6="http://schemas.microsoft.com/office/drawing/2016/5/12/chartex" xmlns:cx7="http://schemas.microsoft.com/office/drawing/2016/5/13/chartex" xmlns:cx8="http://schemas.microsoft.com/office/drawing/2016/5/14/chartex" xmlns:mc="http://schemas.openxmlformats.org/markup-compatibility/2006" xmlns:aink="http://schemas.microsoft.com/office/drawing/2016/ink" xmlns:am3d="http://schemas.microsoft.com/office/drawing/2017/model3d" xmlns:o="urn:schemas-microsoft-com:office:office" xmlns:r="http://schemas.openxmlformats.org/officeDocument/2006/relationships" xmlns:m="http://schemas.openxmlformats.org/officeDocument/2006/math" xmlns:v="urn:schemas-microsoft-com:vml" xmlns:wp14="http://schemas.microsoft.com/office/word/2010/wordprocessingDrawing" xmlns:wp="http://schemas.openxmlformats.org/drawingml/2006/wordprocessingDrawing" xmlns:w10="urn:schemas-microsoft-com:office:word" xmlns:w="http://schemas.openxmlformats.org/wordprocessingml/2006/main" xmlns:w14="http://schemas.microsoft.com/office/word/2010/wordml" xmlns:w15="http://schemas.microsoft.com/office/word/2012/wordml" xmlns:w16cex="http://schemas.microsoft.com/office/word/2018/wordml/cex" xmlns:w16cid="http://schemas.microsoft.com/office/word/2016/wordml/cid" xmlns:w16="http://schemas.microsoft.com/office/word/2018/wordml" xmlns:w16sdtdh="http://schemas.microsoft.com/office/word/2020/wordml/sdtdatahash" xmlns:w16se="http://schemas.microsoft.com/office/word/2015/wordml/symex" xmlns:wpg="http://schemas.microsoft.com/office/word/2010/wordprocessingGroup" xmlns:wpi="http://schemas.microsoft.com/office/word/2010/wordprocessingInk" xmlns:wne="http://schemas.microsoft.com/office/word/2006/wordml" xmlns:wps="http://schemas.microsoft.com/office/word/2010/wordprocessingShape" mc:Ignorable="w14 w15 w16se w16cid w16 w16cex w16sdtdh wp14">
   <w:abstractNum w:abstractNumId="0" w15:restartNumberingAfterBreak="0">
     <w:nsid w:val="0A907035"/>
     <w:multiLevelType w:val="hybridMultilevel"/>
@@ -369,14 +422,14 @@
       </w:pPr>
     </w:lvl>
   </w:abstractNum>
-  <w:num w:numId="1" w16cid:durableId="1724062996">
+  <w:num w:numId="1">
     <w:abstractNumId w:val="0"/>
   </w:num>
 </w:numbering>
 </file>
 
 <file path=word/styles.xml><?xml version="1.0" encoding="utf-8"?>
-<w:styles xmlns:mc="http://schemas.openxmlformats.org/markup-compatibility/2006" xmlns:r="http://schemas.openxmlformats.org/officeDocument/2006/relationships" xmlns:w="http://schemas.openxmlformats.org/wordprocessingml/2006/main" xmlns:w14="http://schemas.microsoft.com/office/word/2010/wordml" xmlns:w15="http://schemas.microsoft.com/office/word/2012/wordml" xmlns:w16cex="http://schemas.microsoft.com/office/word/2018/wordml/cex" xmlns:w16cid="http://schemas.microsoft.com/office/word/2016/wordml/cid" xmlns:w16="http://schemas.microsoft.com/office/word/2018/wordml" xmlns:w16du="http://schemas.microsoft.com/office/word/2023/wordml/word16du" xmlns:w16sdtdh="http://schemas.microsoft.com/office/word/2020/wordml/sdtdatahash" xmlns:w16sdtfl="http://schemas.microsoft.com/office/word/2024/wordml/sdtformatlock" xmlns:w16se="http://schemas.microsoft.com/office/word/2015/wordml/symex" mc:Ignorable="w14 w15 w16se w16cid w16 w16cex w16sdtdh w16sdtfl w16du">
+<w:styles xmlns:mc="http://schemas.openxmlformats.org/markup-compatibility/2006" xmlns:r="http://schemas.openxmlformats.org/officeDocument/2006/relationships" xmlns:w="http://schemas.openxmlformats.org/wordprocessingml/2006/main" xmlns:w14="http://schemas.microsoft.com/office/word/2010/wordml" xmlns:w15="http://schemas.microsoft.com/office/word/2012/wordml" xmlns:w16cex="http://schemas.microsoft.com/office/word/2018/wordml/cex" xmlns:w16cid="http://schemas.microsoft.com/office/word/2016/wordml/cid" xmlns:w16="http://schemas.microsoft.com/office/word/2018/wordml" xmlns:w16sdtdh="http://schemas.microsoft.com/office/word/2020/wordml/sdtdatahash" xmlns:w16se="http://schemas.microsoft.com/office/word/2015/wordml/symex" mc:Ignorable="w14 w15 w16se w16cid w16 w16cex w16sdtdh">
   <w:docDefaults>
     <w:rPrDefault>
       <w:rPr>
@@ -1298,6 +1351,18 @@
       <w:spacing w:val="5"/>
     </w:rPr>
   </w:style>
+  <w:style w:type="character" w:styleId="ae">
+    <w:name w:val="Hyperlink"/>
+    <w:basedOn w:val="a0"/>
+    <w:uiPriority w:val="99"/>
+    <w:semiHidden/>
+    <w:unhideWhenUsed/>
+    <w:rsid w:val="00DB4937"/>
+    <w:rPr>
+      <w:color w:val="0000FF"/>
+      <w:u w:val="single"/>
+    </w:rPr>
+  </w:style>
 </w:styles>
 </file>
 
